--- a/follow-up-email.docx
+++ b/follow-up-email.docx
@@ -26,7 +26,7 @@
         <w:spacing w:after="200"/>
       </w:pPr>
       <w:r>
-        <w:t xml:space="preserve">Subject: Your AI Workflow Map + Free Tools Kit</w:t>
+        <w:t xml:space="preserve">Subject: Your AI Workflow Map + Tools Reference Guide</w:t>
       </w:r>
     </w:p>
     <w:p>
@@ -133,7 +133,7 @@
           <w:sz w:val="22"/>
           <w:szCs w:val="22"/>
         </w:rPr>
-        <w:t xml:space="preserve">helps you pick the right kind of AI: Assistants (free tools like Claude and ChatGPT) cover most use cases, while Copilots, Autopilots, and Agents are for more integrated needs.</w:t>
+        <w:t xml:space="preserve">helps you pick the right kind of AI: Assistants (standalone tools like Claude and ChatGPT) are where most people start, while Copilots, Autopilots, and Agents serve more integrated needs.</w:t>
       </w:r>
     </w:p>
     <w:p>
@@ -141,7 +141,7 @@
         <w:spacing w:after="300"/>
       </w:pPr>
       <w:r>
-        <w:t xml:space="preserve">The IA-AI framework comes from Tobias Zwingmann's book The Profitable AI Advantage (Wiley, 2025) — highly recommended if you want to go deeper on AI deployment strategy.</w:t>
+        <w:t xml:space="preserve">The IA-AI framework comes from Tobias Zwingmann's book The Profitable AI Advantage (Packt, 2025) — highly recommended if you want to go deeper on AI deployment strategy.</w:t>
       </w:r>
     </w:p>
     <w:p>
@@ -157,7 +157,7 @@
         <w:spacing w:after="300"/>
       </w:pPr>
       <w:r>
-        <w:t xml:space="preserve">Pull out the one-task commitment you wrote down. Try it this week. Even 15 minutes with a free AI assistant on a real work task will teach you more than any tutorial.</w:t>
+        <w:t xml:space="preserve">Pull out the one-task commitment you wrote down. Try it this week. Even 15 minutes with an AI assistant on a real work task will teach you more than any tutorial.</w:t>
       </w:r>
     </w:p>
     <w:p>
@@ -165,7 +165,15 @@
         <w:spacing w:after="150" w:before="100"/>
       </w:pPr>
       <w:r>
-        <w:t xml:space="preserve">Attached: Free Tools Starter Kit</w:t>
+        <w:t xml:space="preserve">Attached: AI Tools Reference Guide</w:t>
+      </w:r>
+    </w:p>
+    <w:p>
+      <w:pPr>
+        <w:spacing w:after="100"/>
+      </w:pPr>
+      <w:r>
+        <w:t xml:space="preserve">— Your reference guide to AI tools by category, prompt templates, and how to describe tasks to an AI assistant.</w:t>
       </w:r>
     </w:p>
     <w:p>
@@ -173,7 +181,7 @@
         <w:spacing w:after="300"/>
       </w:pPr>
       <w:r>
-        <w:t xml:space="preserve">— Your cheat sheet for the best free AI tools, ready-to-use prompt templates, and how to talk to AI so it actually gives useful output.</w:t>
+        <w:t xml:space="preserve">Remember: check with your IT and security team about which tools are approved for use with your organization's data before getting started.</w:t>
       </w:r>
     </w:p>
     <w:p>
@@ -266,7 +274,7 @@
         <w:spacing w:after="100"/>
       </w:pPr>
       <w:r>
-        <w:t xml:space="preserve">• Attach the free-tools-starter-kit.docx (or PDF version)</w:t>
+        <w:t xml:space="preserve">• Attach the AI tools reference guide (docx or PDF version)</w:t>
       </w:r>
     </w:p>
     <w:p>
